--- a/courts/fifth-circuit/texas/state/court-of-criminal-appeals/petition-for-discretionary-review/usage/OUTPUT-petition-for-discretionary-review.docx
+++ b/courts/fifth-circuit/texas/state/court-of-criminal-appeals/petition-for-discretionary-review/usage/OUTPUT-petition-for-discretionary-review.docx
@@ -253,98 +253,170 @@
     </w:p>
     <w:p>
       <w:pPr>
-        <w:pStyle w:val="Single"/>
-      </w:pPr>
-      <w:r>
-        <w:t xml:space="preserve">Names of All Parties to the Trial Court’s Judgment ........................ 1</w:t>
-      </w:r>
-    </w:p>
-    <w:p>
-      <w:pPr>
-        <w:pStyle w:val="Single"/>
-      </w:pPr>
-      <w:r>
-        <w:t xml:space="preserve">Table of Contents ..................................................................... 2</w:t>
-      </w:r>
-    </w:p>
-    <w:p>
-      <w:pPr>
-        <w:pStyle w:val="Single"/>
-      </w:pPr>
-      <w:r>
-        <w:t xml:space="preserve">Index of Authorities .................................................................. 4</w:t>
-      </w:r>
-    </w:p>
-    <w:p>
-      <w:pPr>
-        <w:pStyle w:val="Single"/>
-      </w:pPr>
-      <w:r>
-        <w:t xml:space="preserve">Statement Regarding Oral Argument ........................................ 5</w:t>
-      </w:r>
-    </w:p>
-    <w:p>
-      <w:pPr>
-        <w:pStyle w:val="Single"/>
-      </w:pPr>
-      <w:r>
-        <w:t xml:space="preserve">Statement of the Case ............................................................... 5</w:t>
-      </w:r>
-    </w:p>
-    <w:p>
-      <w:pPr>
-        <w:pStyle w:val="Single"/>
-      </w:pPr>
-      <w:r>
-        <w:t xml:space="preserve">Statement of Procedural History .............................................. 6</w:t>
-      </w:r>
-    </w:p>
-    <w:p>
-      <w:pPr>
-        <w:pStyle w:val="Single"/>
-      </w:pPr>
-      <w:r>
-        <w:t xml:space="preserve">Grounds for Review .................................................................. 7</w:t>
-      </w:r>
-    </w:p>
-    <w:p>
-      <w:pPr>
-        <w:pStyle w:val="Single"/>
-      </w:pPr>
-      <w:r>
-        <w:t xml:space="preserve">Factual Overview ...................................................................... 7</w:t>
-      </w:r>
-    </w:p>
-    <w:p>
-      <w:pPr>
-        <w:pStyle w:val="Single"/>
-      </w:pPr>
-      <w:r>
-        <w:t xml:space="preserve">Argument and Authorities: Issue One ...................................... 13</w:t>
-      </w:r>
-    </w:p>
-    <w:p>
-      <w:pPr>
-        <w:pStyle w:val="Single"/>
-      </w:pPr>
-      <w:r>
-        <w:t xml:space="preserve">Prayer for Relief ...................................................................... 22</w:t>
-      </w:r>
-    </w:p>
-    <w:p>
-      <w:pPr>
-        <w:pStyle w:val="Single"/>
-      </w:pPr>
-      <w:r>
-        <w:t xml:space="preserve">Certificate of Compliance ....................................................... 22</w:t>
-      </w:r>
-    </w:p>
-    <w:p>
-      <w:pPr>
-        <w:pStyle w:val="Single"/>
-      </w:pPr>
-      <w:r>
-        <w:t xml:space="preserve">Certificate of Service .............................................................. 23</w:t>
+        <w:pStyle w:val="LeaderEntry"/>
+      </w:pPr>
+      <w:r>
+        <w:t xml:space="preserve">Names of All Parties to the Trial Court’s Judgment</w:t>
+      </w:r>
+      <w:r>
+        <w:tab/>
+      </w:r>
+      <w:r>
+        <w:t xml:space="preserve">1</w:t>
+      </w:r>
+    </w:p>
+    <w:p>
+      <w:pPr>
+        <w:pStyle w:val="LeaderEntry"/>
+      </w:pPr>
+      <w:r>
+        <w:t xml:space="preserve">Table of Contents</w:t>
+      </w:r>
+      <w:r>
+        <w:tab/>
+      </w:r>
+      <w:r>
+        <w:t xml:space="preserve">2</w:t>
+      </w:r>
+    </w:p>
+    <w:p>
+      <w:pPr>
+        <w:pStyle w:val="LeaderEntry"/>
+      </w:pPr>
+      <w:r>
+        <w:t xml:space="preserve">Index of Authorities</w:t>
+      </w:r>
+      <w:r>
+        <w:tab/>
+      </w:r>
+      <w:r>
+        <w:t xml:space="preserve">4</w:t>
+      </w:r>
+    </w:p>
+    <w:p>
+      <w:pPr>
+        <w:pStyle w:val="LeaderEntry"/>
+      </w:pPr>
+      <w:r>
+        <w:t xml:space="preserve">Statement Regarding Oral Argument</w:t>
+      </w:r>
+      <w:r>
+        <w:tab/>
+      </w:r>
+      <w:r>
+        <w:t xml:space="preserve">5</w:t>
+      </w:r>
+    </w:p>
+    <w:p>
+      <w:pPr>
+        <w:pStyle w:val="LeaderEntry"/>
+      </w:pPr>
+      <w:r>
+        <w:t xml:space="preserve">Statement of the Case</w:t>
+      </w:r>
+      <w:r>
+        <w:tab/>
+      </w:r>
+      <w:r>
+        <w:t xml:space="preserve">5</w:t>
+      </w:r>
+    </w:p>
+    <w:p>
+      <w:pPr>
+        <w:pStyle w:val="LeaderEntry"/>
+      </w:pPr>
+      <w:r>
+        <w:t xml:space="preserve">Statement of Procedural History</w:t>
+      </w:r>
+      <w:r>
+        <w:tab/>
+      </w:r>
+      <w:r>
+        <w:t xml:space="preserve">6</w:t>
+      </w:r>
+    </w:p>
+    <w:p>
+      <w:pPr>
+        <w:pStyle w:val="LeaderEntry"/>
+      </w:pPr>
+      <w:r>
+        <w:t xml:space="preserve">Grounds for Review</w:t>
+      </w:r>
+      <w:r>
+        <w:tab/>
+      </w:r>
+      <w:r>
+        <w:t xml:space="preserve">7</w:t>
+      </w:r>
+    </w:p>
+    <w:p>
+      <w:pPr>
+        <w:pStyle w:val="LeaderEntry"/>
+      </w:pPr>
+      <w:r>
+        <w:t xml:space="preserve">Factual Overview</w:t>
+      </w:r>
+      <w:r>
+        <w:tab/>
+      </w:r>
+      <w:r>
+        <w:t xml:space="preserve">7</w:t>
+      </w:r>
+    </w:p>
+    <w:p>
+      <w:pPr>
+        <w:pStyle w:val="LeaderEntry"/>
+      </w:pPr>
+      <w:r>
+        <w:t xml:space="preserve">Argument and Authorities: Issue One</w:t>
+      </w:r>
+      <w:r>
+        <w:tab/>
+      </w:r>
+      <w:r>
+        <w:t xml:space="preserve">13</w:t>
+      </w:r>
+    </w:p>
+    <w:p>
+      <w:pPr>
+        <w:pStyle w:val="LeaderEntry"/>
+      </w:pPr>
+      <w:r>
+        <w:t xml:space="preserve">Prayer for Relief</w:t>
+      </w:r>
+      <w:r>
+        <w:tab/>
+      </w:r>
+      <w:r>
+        <w:t xml:space="preserve">22</w:t>
+      </w:r>
+    </w:p>
+    <w:p>
+      <w:pPr>
+        <w:pStyle w:val="LeaderEntry"/>
+      </w:pPr>
+      <w:r>
+        <w:t xml:space="preserve">Certificate of Compliance</w:t>
+      </w:r>
+      <w:r>
+        <w:tab/>
+      </w:r>
+      <w:r>
+        <w:t xml:space="preserve">22</w:t>
+      </w:r>
+    </w:p>
+    <w:p>
+      <w:pPr>
+        <w:pStyle w:val="LeaderEntry"/>
+      </w:pPr>
+      <w:r>
+        <w:t xml:space="preserve">Certificate of Service</w:t>
+      </w:r>
+      <w:r>
+        <w:tab/>
+      </w:r>
+      <w:r>
+        <w:t xml:space="preserve">23</w:t>
       </w:r>
     </w:p>
     <w:p>
@@ -369,7 +441,7 @@
     </w:p>
     <w:p>
       <w:pPr>
-        <w:pStyle w:val="Single"/>
+        <w:pStyle w:val="LeaderEntry"/>
       </w:pPr>
       <w:r>
         <w:rPr>
@@ -379,12 +451,18 @@
         <w:t xml:space="preserve">Burks v. State</w:t>
       </w:r>
       <w:r>
-        <w:t xml:space="preserve">, 40 S.W.3d 698 (Tex. App.—Waco 2001, pet. ref’d) ........ 15</w:t>
-      </w:r>
-    </w:p>
-    <w:p>
-      <w:pPr>
-        <w:pStyle w:val="Single"/>
+        <w:t xml:space="preserve">, 40 S.W.3d 698 (Tex. App.—Waco 2001, pet. ref’d)</w:t>
+      </w:r>
+      <w:r>
+        <w:tab/>
+      </w:r>
+      <w:r>
+        <w:t xml:space="preserve">15</w:t>
+      </w:r>
+    </w:p>
+    <w:p>
+      <w:pPr>
+        <w:pStyle w:val="LeaderEntry"/>
       </w:pPr>
       <w:r>
         <w:rPr>
@@ -394,12 +472,18 @@
         <w:t xml:space="preserve">Chamberlain v. State</w:t>
       </w:r>
       <w:r>
-        <w:t xml:space="preserve">, 998 S.W.2d 230 (Tex. Crim. App. 1999) ............. 21</w:t>
-      </w:r>
-    </w:p>
-    <w:p>
-      <w:pPr>
-        <w:pStyle w:val="Single"/>
+        <w:t xml:space="preserve">, 998 S.W.2d 230 (Tex. Crim. App. 1999)</w:t>
+      </w:r>
+      <w:r>
+        <w:tab/>
+      </w:r>
+      <w:r>
+        <w:t xml:space="preserve">21</w:t>
+      </w:r>
+    </w:p>
+    <w:p>
+      <w:pPr>
+        <w:pStyle w:val="LeaderEntry"/>
       </w:pPr>
       <w:r>
         <w:rPr>
@@ -409,12 +493,18 @@
         <w:t xml:space="preserve">De la Paz v. State</w:t>
       </w:r>
       <w:r>
-        <w:t xml:space="preserve">, 279 S.W.3d 336 (Tex. Crim. App. 2009) ................. 16</w:t>
-      </w:r>
-    </w:p>
-    <w:p>
-      <w:pPr>
-        <w:pStyle w:val="Single"/>
+        <w:t xml:space="preserve">, 279 S.W.3d 336 (Tex. Crim. App. 2009)</w:t>
+      </w:r>
+      <w:r>
+        <w:tab/>
+      </w:r>
+      <w:r>
+        <w:t xml:space="preserve">16</w:t>
+      </w:r>
+    </w:p>
+    <w:p>
+      <w:pPr>
+        <w:pStyle w:val="LeaderEntry"/>
       </w:pPr>
       <w:r>
         <w:rPr>
@@ -424,12 +514,18 @@
         <w:t xml:space="preserve">Ford v. State</w:t>
       </w:r>
       <w:r>
-        <w:t xml:space="preserve">, 305 S.W.3d 530 (Tex. Crim. App. 2009) ........................ 15</w:t>
-      </w:r>
-    </w:p>
-    <w:p>
-      <w:pPr>
-        <w:pStyle w:val="Single"/>
+        <w:t xml:space="preserve">, 305 S.W.3d 530 (Tex. Crim. App. 2009)</w:t>
+      </w:r>
+      <w:r>
+        <w:tab/>
+      </w:r>
+      <w:r>
+        <w:t xml:space="preserve">15</w:t>
+      </w:r>
+    </w:p>
+    <w:p>
+      <w:pPr>
+        <w:pStyle w:val="LeaderEntry"/>
       </w:pPr>
       <w:r>
         <w:rPr>
@@ -439,12 +535,18 @@
         <w:t xml:space="preserve">Johnson v. State</w:t>
       </w:r>
       <w:r>
-        <w:t xml:space="preserve">, 967 S.W.2d 410 (Tex. Crim. App. 1998) ................... 21</w:t>
-      </w:r>
-    </w:p>
-    <w:p>
-      <w:pPr>
-        <w:pStyle w:val="Single"/>
+        <w:t xml:space="preserve">, 967 S.W.2d 410 (Tex. Crim. App. 1998)</w:t>
+      </w:r>
+      <w:r>
+        <w:tab/>
+      </w:r>
+      <w:r>
+        <w:t xml:space="preserve">21</w:t>
+      </w:r>
+    </w:p>
+    <w:p>
+      <w:pPr>
+        <w:pStyle w:val="LeaderEntry"/>
       </w:pPr>
       <w:r>
         <w:rPr>
@@ -454,12 +556,18 @@
         <w:t xml:space="preserve">LaPoint v. State</w:t>
       </w:r>
       <w:r>
-        <w:t xml:space="preserve">, 225 S.W.3d 513 (Tex. Crim. App. 2007) ................... 20</w:t>
-      </w:r>
-    </w:p>
-    <w:p>
-      <w:pPr>
-        <w:pStyle w:val="Single"/>
+        <w:t xml:space="preserve">, 225 S.W.3d 513 (Tex. Crim. App. 2007)</w:t>
+      </w:r>
+      <w:r>
+        <w:tab/>
+      </w:r>
+      <w:r>
+        <w:t xml:space="preserve">20</w:t>
+      </w:r>
+    </w:p>
+    <w:p>
+      <w:pPr>
+        <w:pStyle w:val="LeaderEntry"/>
       </w:pPr>
       <w:r>
         <w:rPr>
@@ -469,12 +577,18 @@
         <w:t xml:space="preserve">Motilla v. State</w:t>
       </w:r>
       <w:r>
-        <w:t xml:space="preserve">, 78 S.W.3d 352 (Tex. Crim. App. 2002) ..................... 21</w:t>
-      </w:r>
-    </w:p>
-    <w:p>
-      <w:pPr>
-        <w:pStyle w:val="Single"/>
+        <w:t xml:space="preserve">, 78 S.W.3d 352 (Tex. Crim. App. 2002)</w:t>
+      </w:r>
+      <w:r>
+        <w:tab/>
+      </w:r>
+      <w:r>
+        <w:t xml:space="preserve">21</w:t>
+      </w:r>
+    </w:p>
+    <w:p>
+      <w:pPr>
+        <w:pStyle w:val="LeaderEntry"/>
       </w:pPr>
       <w:r>
         <w:rPr>
@@ -484,12 +598,18 @@
         <w:t xml:space="preserve">Robisheaux v. State</w:t>
       </w:r>
       <w:r>
-        <w:t xml:space="preserve">, 483 S.W.3d 205 (Tex. App.—Austin 2016, pet. ref’d) ..... 13</w:t>
-      </w:r>
-    </w:p>
-    <w:p>
-      <w:pPr>
-        <w:pStyle w:val="Single"/>
+        <w:t xml:space="preserve">, 483 S.W.3d 205 (Tex. App.—Austin 2016, pet. ref’d)</w:t>
+      </w:r>
+      <w:r>
+        <w:tab/>
+      </w:r>
+      <w:r>
+        <w:t xml:space="preserve">13</w:t>
+      </w:r>
+    </w:p>
+    <w:p>
+      <w:pPr>
+        <w:pStyle w:val="LeaderEntry"/>
       </w:pPr>
       <w:r>
         <w:rPr>
@@ -499,12 +619,18 @@
         <w:t xml:space="preserve">Tillman v. State</w:t>
       </w:r>
       <w:r>
-        <w:t xml:space="preserve">, 354 S.W.3d 425 (Tex. Crim. App. 2011) ................... 16</w:t>
-      </w:r>
-    </w:p>
-    <w:p>
-      <w:pPr>
-        <w:pStyle w:val="Single"/>
+        <w:t xml:space="preserve">, 354 S.W.3d 425 (Tex. Crim. App. 2011)</w:t>
+      </w:r>
+      <w:r>
+        <w:tab/>
+      </w:r>
+      <w:r>
+        <w:t xml:space="preserve">16</w:t>
+      </w:r>
+    </w:p>
+    <w:p>
+      <w:pPr>
+        <w:pStyle w:val="LeaderEntry"/>
       </w:pPr>
       <w:r>
         <w:rPr>
@@ -514,12 +640,18 @@
         <w:t xml:space="preserve">Ukwuachu v. State</w:t>
       </w:r>
       <w:r>
-        <w:t xml:space="preserve">, 10-15-00376-CR, 2017 WL 1101284 (Tex. App.—Waco Mar. 22, 2017) ..... 6</w:t>
-      </w:r>
-    </w:p>
-    <w:p>
-      <w:pPr>
-        <w:pStyle w:val="Single"/>
+        <w:t xml:space="preserve">, 10-15-00376-CR, 2017 WL 1101284 (Tex. App.—Waco Mar. 22, 2017)</w:t>
+      </w:r>
+      <w:r>
+        <w:tab/>
+      </w:r>
+      <w:r>
+        <w:t xml:space="preserve">6</w:t>
+      </w:r>
+    </w:p>
+    <w:p>
+      <w:pPr>
+        <w:pStyle w:val="LeaderEntry"/>
       </w:pPr>
       <w:r>
         <w:rPr>
@@ -529,7 +661,13 @@
         <w:t xml:space="preserve">Walters v. State</w:t>
       </w:r>
       <w:r>
-        <w:t xml:space="preserve">, 247 S.W.3d 204 (Tex. Crim. App. 2007) ................... 20</w:t>
+        <w:t xml:space="preserve">, 247 S.W.3d 204 (Tex. Crim. App. 2007)</w:t>
+      </w:r>
+      <w:r>
+        <w:tab/>
+      </w:r>
+      <w:r>
+        <w:t xml:space="preserve">20</w:t>
       </w:r>
     </w:p>
     <w:p>
@@ -544,26 +682,44 @@
     </w:p>
     <w:p>
       <w:pPr>
-        <w:pStyle w:val="Single"/>
-      </w:pPr>
-      <w:r>
-        <w:t xml:space="preserve">Tex. R. App. P. 44.2 .................................................................. 18</w:t>
-      </w:r>
-    </w:p>
-    <w:p>
-      <w:pPr>
-        <w:pStyle w:val="Single"/>
-      </w:pPr>
-      <w:r>
-        <w:t xml:space="preserve">Tex. R. Evid. 107 ..................................................................... passim</w:t>
-      </w:r>
-    </w:p>
-    <w:p>
-      <w:pPr>
-        <w:pStyle w:val="Single"/>
-      </w:pPr>
-      <w:r>
-        <w:t xml:space="preserve">Tex. R. Evid. 412 ..................................................................... passim</w:t>
+        <w:pStyle w:val="LeaderEntry"/>
+      </w:pPr>
+      <w:r>
+        <w:t xml:space="preserve">Tex. R. App. P. 44.2</w:t>
+      </w:r>
+      <w:r>
+        <w:tab/>
+      </w:r>
+      <w:r>
+        <w:t xml:space="preserve">18</w:t>
+      </w:r>
+    </w:p>
+    <w:p>
+      <w:pPr>
+        <w:pStyle w:val="LeaderEntry"/>
+      </w:pPr>
+      <w:r>
+        <w:t xml:space="preserve">Tex. R. Evid. 107</w:t>
+      </w:r>
+      <w:r>
+        <w:tab/>
+      </w:r>
+      <w:r>
+        <w:t xml:space="preserve">passim</w:t>
+      </w:r>
+    </w:p>
+    <w:p>
+      <w:pPr>
+        <w:pStyle w:val="LeaderEntry"/>
+      </w:pPr>
+      <w:r>
+        <w:t xml:space="preserve">Tex. R. Evid. 412</w:t>
+      </w:r>
+      <w:r>
+        <w:tab/>
+      </w:r>
+      <w:r>
+        <w:t xml:space="preserve">passim</w:t>
       </w:r>
     </w:p>
     <w:p>
@@ -1343,7 +1499,7 @@
   <w:docDefaults>
     <w:rPrDefault>
       <w:rPr>
-        <w:rFonts w:ascii="EB Garamond" w:hAnsi="EB Garamond" w:eastAsia="EB Garamond" w:cs="EB Garamond"/>
+        <w:rFonts w:ascii="TeX Gyre Pagella" w:hAnsi="TeX Gyre Pagella" w:eastAsia="TeX Gyre Pagella" w:cs="TeX Gyre Pagella"/>
         <w:sz w:val="28"/>
         <w:szCs w:val="28"/>
         <w:lang w:val="en-US" w:eastAsia="zh-CN" w:bidi="ar-SA"/>
@@ -1534,13 +1690,13 @@
     <w:pPr>
       <w:keepNext/>
       <w:keepLines/>
-      <w:spacing w:before="308" w:after="224" w:line="240" w:lineRule="auto"/>
+      <w:spacing w:before="308" w:after="224" w:line="440" w:lineRule="exact"/>
       <w:ind w:firstLine="0"/>
       <w:jc w:val="center"/>
       <w:outlineLvl w:val="0"/>
     </w:pPr>
     <w:rPr>
-      <w:rFonts w:ascii="EB Garamond" w:hAnsi="EB Garamond" w:eastAsia="EB Garamond" w:cs="EB Garamond"/>
+      <w:rFonts w:ascii="TeX Gyre Pagella" w:hAnsi="TeX Gyre Pagella" w:eastAsia="TeX Gyre Pagella" w:cs="TeX Gyre Pagella"/>
       <w:b/>
       <w:bCs/>
       <w:caps/>
@@ -1559,13 +1715,13 @@
     <w:pPr>
       <w:keepNext/>
       <w:keepLines/>
-      <w:spacing w:before="224" w:after="196" w:line="240" w:lineRule="auto"/>
+      <w:spacing w:before="224" w:after="196" w:line="440" w:lineRule="exact"/>
       <w:ind w:firstLine="0"/>
       <w:jc w:val="left"/>
       <w:outlineLvl w:val="1"/>
     </w:pPr>
     <w:rPr>
-      <w:rFonts w:ascii="EB Garamond" w:hAnsi="EB Garamond" w:eastAsia="EB Garamond" w:cs="EB Garamond"/>
+      <w:rFonts w:ascii="TeX Gyre Pagella" w:hAnsi="TeX Gyre Pagella" w:eastAsia="TeX Gyre Pagella" w:cs="TeX Gyre Pagella"/>
       <w:b/>
       <w:bCs/>
       <w:color w:val="000000"/>
@@ -1583,13 +1739,13 @@
     <w:pPr>
       <w:keepNext/>
       <w:keepLines/>
-      <w:spacing w:before="168" w:after="98" w:line="240" w:lineRule="auto"/>
+      <w:spacing w:before="168" w:after="98" w:line="440" w:lineRule="exact"/>
       <w:ind w:firstLine="0"/>
       <w:jc w:val="left"/>
       <w:outlineLvl w:val="2"/>
     </w:pPr>
     <w:rPr>
-      <w:rFonts w:ascii="EB Garamond" w:hAnsi="EB Garamond" w:eastAsia="EB Garamond" w:cs="EB Garamond"/>
+      <w:rFonts w:ascii="TeX Gyre Pagella" w:hAnsi="TeX Gyre Pagella" w:eastAsia="TeX Gyre Pagella" w:cs="TeX Gyre Pagella"/>
       <w:i/>
       <w:iCs/>
       <w:color w:val="000000"/>
@@ -2028,9 +2184,20 @@
     <w:qFormat/>
     <w:pPr>
       <w:keepLines/>
-      <w:spacing w:before="0" w:after="154" w:line="240" w:lineRule="auto"/>
+      <w:spacing w:before="0" w:after="40" w:line="400" w:lineRule="exact"/>
       <w:ind w:firstLine="0"/>
       <w:jc w:val="left"/>
+    </w:pPr>
+  </w:style>
+  <w:style w:type="paragraph" w:customStyle="1" w:styleId="LeaderEntry">
+    <w:name w:val="Leader Entry"/>
+    <w:basedOn w:val="Single"/>
+    <w:qFormat/>
+    <w:pPr>
+      <w:tabs>
+        <w:tab w:val="right" w:leader="dot" w:pos="9360"/>
+      </w:tabs>
+      <w:ind w:left="720" w:right="0" w:hanging="720"/>
     </w:pPr>
   </w:style>
   <w:style w:type="paragraph" w:styleId="Footer">

--- a/courts/fifth-circuit/texas/state/court-of-criminal-appeals/petition-for-discretionary-review/usage/OUTPUT-petition-for-discretionary-review.docx
+++ b/courts/fifth-circuit/texas/state/court-of-criminal-appeals/petition-for-discretionary-review/usage/OUTPUT-petition-for-discretionary-review.docx
@@ -203,11 +203,11 @@
       <w:pPr>
         <w:pStyle w:val="Heading1"/>
       </w:pPr>
-      <w:bookmarkStart w:id="110" w:name="_12a9b2d07e85141d143ad2ab22b90581f8603f3"/>
+      <w:bookmarkStart w:id="9" w:name="_12a9b2d07e85141d143ad2ab22b90581f8603f3"/>
       <w:r>
         <w:t xml:space="preserve">Names of All Parties to the Trial Court’s Judgment</w:t>
       </w:r>
-      <w:bookmarkEnd w:id="110"/>
+      <w:bookmarkEnd w:id="9"/>
     </w:p>
     <w:p>
       <w:pPr>
@@ -245,11 +245,11 @@
       <w:pPr>
         <w:pStyle w:val="Heading1"/>
       </w:pPr>
-      <w:bookmarkStart w:id="111" w:name="_07062b668b7708f9a8b17187d32941e697cc337"/>
+      <w:bookmarkStart w:id="10" w:name="_07062b668b7708f9a8b17187d32941e697cc337"/>
       <w:r>
         <w:t xml:space="preserve">Table of Contents</w:t>
       </w:r>
-      <w:bookmarkEnd w:id="111"/>
+      <w:bookmarkEnd w:id="10"/>
     </w:p>
     <w:p>
       <w:pPr>
@@ -423,21 +423,21 @@
       <w:pPr>
         <w:pStyle w:val="Heading1"/>
       </w:pPr>
-      <w:bookmarkStart w:id="112" w:name="_6b3a2e05e2dd23f24f570e3b7a8f7cd4b378b83"/>
+      <w:bookmarkStart w:id="11" w:name="_6b3a2e05e2dd23f24f570e3b7a8f7cd4b378b83"/>
       <w:r>
         <w:t xml:space="preserve">Index of Authorities</w:t>
       </w:r>
-      <w:bookmarkEnd w:id="112"/>
+      <w:bookmarkEnd w:id="11"/>
     </w:p>
     <w:p>
       <w:pPr>
         <w:pStyle w:val="Heading2"/>
       </w:pPr>
-      <w:bookmarkStart w:id="113" w:name="_0ffb6e140ff25419112e81707b587798dcde10e"/>
+      <w:bookmarkStart w:id="12" w:name="_0ffb6e140ff25419112e81707b587798dcde10e"/>
       <w:r>
         <w:t xml:space="preserve">State Cases</w:t>
       </w:r>
-      <w:bookmarkEnd w:id="113"/>
+      <w:bookmarkEnd w:id="12"/>
     </w:p>
     <w:p>
       <w:pPr>
@@ -674,11 +674,11 @@
       <w:pPr>
         <w:pStyle w:val="Heading2"/>
       </w:pPr>
-      <w:bookmarkStart w:id="114" w:name="_ea12b17a889b9d8559d5165a9858856d0173390"/>
+      <w:bookmarkStart w:id="13" w:name="_ea12b17a889b9d8559d5165a9858856d0173390"/>
       <w:r>
         <w:t xml:space="preserve">State Rules</w:t>
       </w:r>
-      <w:bookmarkEnd w:id="114"/>
+      <w:bookmarkEnd w:id="13"/>
     </w:p>
     <w:p>
       <w:pPr>
@@ -726,11 +726,11 @@
       <w:pPr>
         <w:pStyle w:val="Heading1"/>
       </w:pPr>
-      <w:bookmarkStart w:id="115" w:name="_7abac3fa4a14a3271decb8261bf5c0b9540bded"/>
+      <w:bookmarkStart w:id="14" w:name="_7abac3fa4a14a3271decb8261bf5c0b9540bded"/>
       <w:r>
         <w:t xml:space="preserve">Statement Regarding Oral Argument</w:t>
       </w:r>
-      <w:bookmarkEnd w:id="115"/>
+      <w:bookmarkEnd w:id="14"/>
     </w:p>
     <w:p>
       <w:pPr>
@@ -744,11 +744,11 @@
       <w:pPr>
         <w:pStyle w:val="Heading1"/>
       </w:pPr>
-      <w:bookmarkStart w:id="116" w:name="_9ce86cd89e816c495213921bce711286420babc"/>
+      <w:bookmarkStart w:id="15" w:name="_9ce86cd89e816c495213921bce711286420babc"/>
       <w:r>
         <w:t xml:space="preserve">Statement of the Case</w:t>
       </w:r>
-      <w:bookmarkEnd w:id="116"/>
+      <w:bookmarkEnd w:id="15"/>
     </w:p>
     <w:p>
       <w:pPr>
@@ -762,11 +762,11 @@
       <w:pPr>
         <w:pStyle w:val="Heading1"/>
       </w:pPr>
-      <w:bookmarkStart w:id="117" w:name="_d1a18d68a50e87d1fb3dd9b533bf7cbec3d3408"/>
+      <w:bookmarkStart w:id="16" w:name="_d1a18d68a50e87d1fb3dd9b533bf7cbec3d3408"/>
       <w:r>
         <w:t xml:space="preserve">Statement of Procedural History</w:t>
       </w:r>
-      <w:bookmarkEnd w:id="117"/>
+      <w:bookmarkEnd w:id="16"/>
     </w:p>
     <w:p>
       <w:pPr>
@@ -793,11 +793,11 @@
       <w:pPr>
         <w:pStyle w:val="Heading1"/>
       </w:pPr>
-      <w:bookmarkStart w:id="118" w:name="_f802c229e7c151e4ae7fe5ade9790ed3b428a86"/>
+      <w:bookmarkStart w:id="17" w:name="_f802c229e7c151e4ae7fe5ade9790ed3b428a86"/>
       <w:r>
         <w:t xml:space="preserve">Grounds for Review</w:t>
       </w:r>
-      <w:bookmarkEnd w:id="118"/>
+      <w:bookmarkEnd w:id="17"/>
     </w:p>
     <w:p>
       <w:pPr>
@@ -827,11 +827,11 @@
       <w:pPr>
         <w:pStyle w:val="Heading1"/>
       </w:pPr>
-      <w:bookmarkStart w:id="119" w:name="_39040208f4288c6f2e0a6e09cc0fe49100ba0e5"/>
+      <w:bookmarkStart w:id="18" w:name="_39040208f4288c6f2e0a6e09cc0fe49100ba0e5"/>
       <w:r>
         <w:t xml:space="preserve">Factual Overview</w:t>
       </w:r>
-      <w:bookmarkEnd w:id="119"/>
+      <w:bookmarkEnd w:id="18"/>
     </w:p>
     <w:p>
       <w:pPr>
@@ -965,21 +965,21 @@
       <w:pPr>
         <w:pStyle w:val="Heading1"/>
       </w:pPr>
-      <w:bookmarkStart w:id="120" w:name="_9c86a297fa5affac92001d0d21da80df9095fe7"/>
+      <w:bookmarkStart w:id="19" w:name="_9c86a297fa5affac92001d0d21da80df9095fe7"/>
       <w:r>
         <w:t xml:space="preserve">Argument and Authorities: Issue One</w:t>
       </w:r>
-      <w:bookmarkEnd w:id="120"/>
+      <w:bookmarkEnd w:id="19"/>
     </w:p>
     <w:p>
       <w:pPr>
         <w:pStyle w:val="Heading2"/>
       </w:pPr>
-      <w:bookmarkStart w:id="121" w:name="_d8f001d621529b5ab5dd4bd4da611cdd58523b0"/>
+      <w:bookmarkStart w:id="20" w:name="_d8f001d621529b5ab5dd4bd4da611cdd58523b0"/>
       <w:r>
         <w:t xml:space="preserve">The court of appeals misapplied the standard of review for admission of evidence under Rule 412 and Rule 107 in a manner that so far departed from the accepted and usual course of judicial proceedings as to call for an exercise of the Court of Criminal Appeals’ power of supervision.</w:t>
       </w:r>
-      <w:bookmarkEnd w:id="121"/>
+      <w:bookmarkEnd w:id="20"/>
     </w:p>
     <w:p>
       <w:pPr>
@@ -1006,11 +1006,11 @@
       <w:pPr>
         <w:pStyle w:val="Heading1"/>
       </w:pPr>
-      <w:bookmarkStart w:id="122" w:name="_ef66b8fb8023651585f5d55fe5a420ee6f5e8cc"/>
+      <w:bookmarkStart w:id="21" w:name="_ef66b8fb8023651585f5d55fe5a420ee6f5e8cc"/>
       <w:r>
         <w:t xml:space="preserve">Prayer for Relief</w:t>
       </w:r>
-      <w:bookmarkEnd w:id="122"/>
+      <w:bookmarkEnd w:id="21"/>
     </w:p>
     <w:p>
       <w:pPr>
@@ -1086,11 +1086,11 @@
       <w:pPr>
         <w:pStyle w:val="Heading1"/>
       </w:pPr>
-      <w:bookmarkStart w:id="123" w:name="_907ae574b3d35f2ee5138fb77bd25149345ddae"/>
+      <w:bookmarkStart w:id="22" w:name="_907ae574b3d35f2ee5138fb77bd25149345ddae"/>
       <w:r>
         <w:t xml:space="preserve">Certificate of Compliance</w:t>
       </w:r>
-      <w:bookmarkEnd w:id="123"/>
+      <w:bookmarkEnd w:id="22"/>
     </w:p>
     <w:p>
       <w:pPr>
@@ -1118,11 +1118,11 @@
       <w:pPr>
         <w:pStyle w:val="Heading1"/>
       </w:pPr>
-      <w:bookmarkStart w:id="124" w:name="_c121467334a269ca5206a0aa35bd1350b90187b"/>
+      <w:bookmarkStart w:id="23" w:name="_c121467334a269ca5206a0aa35bd1350b90187b"/>
       <w:r>
         <w:t xml:space="preserve">Certificate of Service</w:t>
       </w:r>
-      <w:bookmarkEnd w:id="124"/>
+      <w:bookmarkEnd w:id="23"/>
     </w:p>
     <w:p>
       <w:pPr>
@@ -1211,7 +1211,7 @@
       </w:r>
     </w:p>
     <w:sectPr>
-      <w:footerReference w:type="default" r:id="rId100"/>
+      <w:footerReference w:type="default" r:id="rIdTxccaPage"/>
       <w:pgSz w:w="12240" w:h="15840"/>
       <w:pgMar w:top="1440" w:right="1440" w:bottom="1440" w:left="1440" w:header="720" w:footer="720" w:gutter="0"/>
       <w:pgNumType w:start="1"/>
@@ -1225,32 +1225,6 @@
 </file>
 
 <file path=word/footer1.xml><?xml version="1.0" encoding="utf-8"?>
-<w:ftr xmlns:w="http://schemas.openxmlformats.org/wordprocessingml/2006/main" xmlns:r="http://schemas.openxmlformats.org/officeDocument/2006/relationships">
-  <w:p>
-    <w:pPr>
-      <w:pStyle w:val="Footer"/>
-      <w:jc w:val="center"/>
-    </w:pPr>
-    <w:r>
-      <w:fldChar w:fldCharType="begin"/>
-    </w:r>
-    <w:r>
-      <w:instrText xml:space="preserve"> PAGE </w:instrText>
-    </w:r>
-    <w:r>
-      <w:fldChar w:fldCharType="separate"/>
-    </w:r>
-    <w:r>
-      <w:t>1</w:t>
-    </w:r>
-    <w:r>
-      <w:fldChar w:fldCharType="end"/>
-    </w:r>
-  </w:p>
-</w:ftr>
-</file>
-
-<file path=word/footer2.xml><?xml version="1.0" encoding="utf-8"?>
 <w:ftr xmlns:w="http://schemas.openxmlformats.org/wordprocessingml/2006/main" xmlns:r="http://schemas.openxmlformats.org/officeDocument/2006/relationships">
   <w:p>
     <w:pPr>
